--- a/paper/AI工具使用说明.docx
+++ b/paper/AI工具使用说明.docx
@@ -142,6 +142,11 @@
       </w:r>
     </w:p>
     <w:p>
+      <w:r>
+        <w:br w:type="page"/>
+      </w:r>
+    </w:p>
+    <w:p>
       <w:pPr>
         <w:keepNext/>
         <w:keepLines/>
@@ -156,7 +161,7 @@
           <w:color w:val="000000"/>
           <w:sz w:val="21"/>
         </w:rPr>
-        <w:t>四  采纳 修改与核验情况</w:t>
+        <w:t>四  典型AI使用交互记录</w:t>
       </w:r>
     </w:p>
     <w:p>
@@ -173,7 +178,899 @@
           <w:color w:val="000000"/>
           <w:sz w:val="21"/>
         </w:rPr>
-        <w:t>AI输出主要作为分析建议、代码草稿和文字初稿使用。参赛队对纳入论文的内容进行了必要修改和核验：依据题目附件修正变量定义、时间尺度和结算规则；通过程序运行、单元测试和结果工作簿核对目标函数值、储能边界、能量平衡与关键统计量；对问题2至问题4检查非前视信息边界，对问题3的安全裕度参数进行费用与供能缺口权衡，对问题4区分可实施历史价格情景与仅供事后比较的真实价格参照；对论文中的数字、图表、符号和结论进行交叉核对，并保留适用范围、数据年份和外推限制。语言润色类建议在不改变技术含义的前提下采用，无法由数据或计算结果支持的表述未作为结论使用。</w:t>
+        <w:t>下表为实际使用环节的摘要性记录，不替代完整会话日志；其中“典型交互摘要”概括任务输入，“采纳与核验”说明输出进入作品前的处理方式。</w:t>
+      </w:r>
+    </w:p>
+    <w:tbl>
+      <w:tblPr>
+        <w:tblW w:type="auto" w:w="0"/>
+        <w:jc w:val="center"/>
+        <w:tblLayout w:type="fixed"/>
+        <w:tblLook w:firstColumn="1" w:firstRow="1" w:lastColumn="0" w:lastRow="0" w:noHBand="0" w:noVBand="1" w:val="04A0"/>
+      </w:tblPr>
+      <w:tblGrid>
+        <w:gridCol w:w="567"/>
+        <w:gridCol w:w="1531"/>
+        <w:gridCol w:w="3402"/>
+        <w:gridCol w:w="3572"/>
+      </w:tblGrid>
+      <w:tr>
+        <w:trPr>
+          <w:tblHeader/>
+        </w:trPr>
+        <w:tc>
+          <w:tcPr>
+            <w:tcW w:type="dxa" w:w="567"/>
+            <w:shd w:fill="1F4E78" w:val="clear"/>
+            <w:vAlign w:val="center"/>
+            <w:tcMar>
+              <w:top w:w="80" w:type="dxa"/>
+              <w:start w:w="100" w:type="dxa"/>
+              <w:bottom w:w="80" w:type="dxa"/>
+              <w:end w:w="100" w:type="dxa"/>
+            </w:tcMar>
+            <w:tcBorders>
+              <w:top w:val="single" w:sz="6" w:color="D9D9D9"/>
+              <w:left w:val="single" w:sz="6" w:color="D9D9D9"/>
+              <w:bottom w:val="single" w:sz="6" w:color="D9D9D9"/>
+              <w:right w:val="single" w:sz="6" w:color="D9D9D9"/>
+            </w:tcBorders>
+          </w:tcPr>
+          <w:p>
+            <w:pPr>
+              <w:spacing w:before="0" w:after="0" w:line="259" w:lineRule="auto"/>
+              <w:jc w:val="center"/>
+            </w:pPr>
+            <w:r/>
+            <w:r>
+              <w:rPr>
+                <w:rFonts w:ascii="Times New Roman" w:hAnsi="Times New Roman" w:eastAsia="黑体"/>
+                <w:b/>
+                <w:color w:val="FFFFFF"/>
+                <w:sz w:val="19"/>
+              </w:rPr>
+              <w:t>编号</w:t>
+            </w:r>
+          </w:p>
+        </w:tc>
+        <w:tc>
+          <w:tcPr>
+            <w:tcW w:type="dxa" w:w="1531"/>
+            <w:shd w:fill="1F4E78" w:val="clear"/>
+            <w:vAlign w:val="center"/>
+            <w:tcMar>
+              <w:top w:w="80" w:type="dxa"/>
+              <w:start w:w="100" w:type="dxa"/>
+              <w:bottom w:w="80" w:type="dxa"/>
+              <w:end w:w="100" w:type="dxa"/>
+            </w:tcMar>
+            <w:tcBorders>
+              <w:top w:val="single" w:sz="6" w:color="D9D9D9"/>
+              <w:left w:val="single" w:sz="6" w:color="D9D9D9"/>
+              <w:bottom w:val="single" w:sz="6" w:color="D9D9D9"/>
+              <w:right w:val="single" w:sz="6" w:color="D9D9D9"/>
+            </w:tcBorders>
+          </w:tcPr>
+          <w:p>
+            <w:pPr>
+              <w:spacing w:before="0" w:after="0" w:line="259" w:lineRule="auto"/>
+              <w:jc w:val="center"/>
+            </w:pPr>
+            <w:r/>
+            <w:r>
+              <w:rPr>
+                <w:rFonts w:ascii="Times New Roman" w:hAnsi="Times New Roman" w:eastAsia="黑体"/>
+                <w:b/>
+                <w:color w:val="FFFFFF"/>
+                <w:sz w:val="19"/>
+              </w:rPr>
+              <w:t>交互主题</w:t>
+            </w:r>
+          </w:p>
+        </w:tc>
+        <w:tc>
+          <w:tcPr>
+            <w:tcW w:type="dxa" w:w="3402"/>
+            <w:shd w:fill="1F4E78" w:val="clear"/>
+            <w:vAlign w:val="center"/>
+            <w:tcMar>
+              <w:top w:w="80" w:type="dxa"/>
+              <w:start w:w="100" w:type="dxa"/>
+              <w:bottom w:w="80" w:type="dxa"/>
+              <w:end w:w="100" w:type="dxa"/>
+            </w:tcMar>
+            <w:tcBorders>
+              <w:top w:val="single" w:sz="6" w:color="D9D9D9"/>
+              <w:left w:val="single" w:sz="6" w:color="D9D9D9"/>
+              <w:bottom w:val="single" w:sz="6" w:color="D9D9D9"/>
+              <w:right w:val="single" w:sz="6" w:color="D9D9D9"/>
+            </w:tcBorders>
+          </w:tcPr>
+          <w:p>
+            <w:pPr>
+              <w:spacing w:before="0" w:after="0" w:line="259" w:lineRule="auto"/>
+              <w:jc w:val="center"/>
+            </w:pPr>
+            <w:r/>
+            <w:r>
+              <w:rPr>
+                <w:rFonts w:ascii="Times New Roman" w:hAnsi="Times New Roman" w:eastAsia="黑体"/>
+                <w:b/>
+                <w:color w:val="FFFFFF"/>
+                <w:sz w:val="19"/>
+              </w:rPr>
+              <w:t>典型交互摘要</w:t>
+            </w:r>
+          </w:p>
+        </w:tc>
+        <w:tc>
+          <w:tcPr>
+            <w:tcW w:type="dxa" w:w="3572"/>
+            <w:shd w:fill="1F4E78" w:val="clear"/>
+            <w:vAlign w:val="center"/>
+            <w:tcMar>
+              <w:top w:w="80" w:type="dxa"/>
+              <w:start w:w="100" w:type="dxa"/>
+              <w:bottom w:w="80" w:type="dxa"/>
+              <w:end w:w="100" w:type="dxa"/>
+            </w:tcMar>
+            <w:tcBorders>
+              <w:top w:val="single" w:sz="6" w:color="D9D9D9"/>
+              <w:left w:val="single" w:sz="6" w:color="D9D9D9"/>
+              <w:bottom w:val="single" w:sz="6" w:color="D9D9D9"/>
+              <w:right w:val="single" w:sz="6" w:color="D9D9D9"/>
+            </w:tcBorders>
+          </w:tcPr>
+          <w:p>
+            <w:pPr>
+              <w:spacing w:before="0" w:after="0" w:line="259" w:lineRule="auto"/>
+              <w:jc w:val="center"/>
+            </w:pPr>
+            <w:r/>
+            <w:r>
+              <w:rPr>
+                <w:rFonts w:ascii="Times New Roman" w:hAnsi="Times New Roman" w:eastAsia="黑体"/>
+                <w:b/>
+                <w:color w:val="FFFFFF"/>
+                <w:sz w:val="19"/>
+              </w:rPr>
+              <w:t>采纳与核验</w:t>
+            </w:r>
+          </w:p>
+        </w:tc>
+      </w:tr>
+      <w:tr>
+        <w:tc>
+          <w:tcPr>
+            <w:tcW w:type="dxa" w:w="567"/>
+            <w:vAlign w:val="center"/>
+            <w:tcMar>
+              <w:top w:w="80" w:type="dxa"/>
+              <w:start w:w="100" w:type="dxa"/>
+              <w:bottom w:w="80" w:type="dxa"/>
+              <w:end w:w="100" w:type="dxa"/>
+            </w:tcMar>
+            <w:tcBorders>
+              <w:top w:val="single" w:sz="6" w:color="D9D9D9"/>
+              <w:left w:val="single" w:sz="6" w:color="D9D9D9"/>
+              <w:bottom w:val="single" w:sz="6" w:color="D9D9D9"/>
+              <w:right w:val="single" w:sz="6" w:color="D9D9D9"/>
+            </w:tcBorders>
+          </w:tcPr>
+          <w:p>
+            <w:pPr>
+              <w:spacing w:before="0" w:after="0" w:line="259" w:lineRule="auto"/>
+              <w:jc w:val="center"/>
+            </w:pPr>
+            <w:r/>
+            <w:r>
+              <w:rPr>
+                <w:rFonts w:ascii="Times New Roman" w:hAnsi="Times New Roman" w:eastAsia="宋体"/>
+                <w:b w:val="0"/>
+                <w:color w:val="000000"/>
+                <w:sz w:val="19"/>
+              </w:rPr>
+              <w:t>1</w:t>
+            </w:r>
+          </w:p>
+        </w:tc>
+        <w:tc>
+          <w:tcPr>
+            <w:tcW w:type="dxa" w:w="1531"/>
+            <w:vAlign w:val="center"/>
+            <w:tcMar>
+              <w:top w:w="80" w:type="dxa"/>
+              <w:start w:w="100" w:type="dxa"/>
+              <w:bottom w:w="80" w:type="dxa"/>
+              <w:end w:w="100" w:type="dxa"/>
+            </w:tcMar>
+            <w:tcBorders>
+              <w:top w:val="single" w:sz="6" w:color="D9D9D9"/>
+              <w:left w:val="single" w:sz="6" w:color="D9D9D9"/>
+              <w:bottom w:val="single" w:sz="6" w:color="D9D9D9"/>
+              <w:right w:val="single" w:sz="6" w:color="D9D9D9"/>
+            </w:tcBorders>
+          </w:tcPr>
+          <w:p>
+            <w:pPr>
+              <w:spacing w:before="0" w:after="0" w:line="259" w:lineRule="auto"/>
+              <w:jc w:val="left"/>
+            </w:pPr>
+            <w:r/>
+            <w:r>
+              <w:rPr>
+                <w:rFonts w:ascii="Times New Roman" w:hAnsi="Times New Roman" w:eastAsia="宋体"/>
+                <w:b w:val="0"/>
+                <w:color w:val="000000"/>
+                <w:sz w:val="19"/>
+              </w:rPr>
+              <w:t>题面解析与问题依赖</w:t>
+            </w:r>
+          </w:p>
+        </w:tc>
+        <w:tc>
+          <w:tcPr>
+            <w:tcW w:type="dxa" w:w="3402"/>
+            <w:vAlign w:val="center"/>
+            <w:tcMar>
+              <w:top w:w="80" w:type="dxa"/>
+              <w:start w:w="100" w:type="dxa"/>
+              <w:bottom w:w="80" w:type="dxa"/>
+              <w:end w:w="100" w:type="dxa"/>
+            </w:tcMar>
+            <w:tcBorders>
+              <w:top w:val="single" w:sz="6" w:color="D9D9D9"/>
+              <w:left w:val="single" w:sz="6" w:color="D9D9D9"/>
+              <w:bottom w:val="single" w:sz="6" w:color="D9D9D9"/>
+              <w:right w:val="single" w:sz="6" w:color="D9D9D9"/>
+            </w:tcBorders>
+          </w:tcPr>
+          <w:p>
+            <w:pPr>
+              <w:spacing w:before="0" w:after="0" w:line="259" w:lineRule="auto"/>
+              <w:jc w:val="left"/>
+            </w:pPr>
+            <w:r/>
+            <w:r>
+              <w:rPr>
+                <w:rFonts w:ascii="Times New Roman" w:hAnsi="Times New Roman" w:eastAsia="宋体"/>
+                <w:b w:val="0"/>
+                <w:color w:val="000000"/>
+                <w:sz w:val="19"/>
+              </w:rPr>
+              <w:t>依据题面和附件，要求梳理四问目标、决策变量、约束及相互依赖，比较问题类型。</w:t>
+            </w:r>
+          </w:p>
+        </w:tc>
+        <w:tc>
+          <w:tcPr>
+            <w:tcW w:type="dxa" w:w="3572"/>
+            <w:vAlign w:val="center"/>
+            <w:tcMar>
+              <w:top w:w="80" w:type="dxa"/>
+              <w:start w:w="100" w:type="dxa"/>
+              <w:bottom w:w="80" w:type="dxa"/>
+              <w:end w:w="100" w:type="dxa"/>
+            </w:tcMar>
+            <w:tcBorders>
+              <w:top w:val="single" w:sz="6" w:color="D9D9D9"/>
+              <w:left w:val="single" w:sz="6" w:color="D9D9D9"/>
+              <w:bottom w:val="single" w:sz="6" w:color="D9D9D9"/>
+              <w:right w:val="single" w:sz="6" w:color="D9D9D9"/>
+            </w:tcBorders>
+          </w:tcPr>
+          <w:p>
+            <w:pPr>
+              <w:spacing w:before="0" w:after="0" w:line="259" w:lineRule="auto"/>
+              <w:jc w:val="left"/>
+            </w:pPr>
+            <w:r/>
+            <w:r>
+              <w:rPr>
+                <w:rFonts w:ascii="Times New Roman" w:hAnsi="Times New Roman" w:eastAsia="宋体"/>
+                <w:b w:val="0"/>
+                <w:color w:val="000000"/>
+                <w:sz w:val="19"/>
+              </w:rPr>
+              <w:t>形成Q1机制-优化、Q2/Q3预测-优化、Q4情景分析-优化的表述；再对照题面与问题依赖图确认。</w:t>
+            </w:r>
+          </w:p>
+        </w:tc>
+      </w:tr>
+      <w:tr>
+        <w:tc>
+          <w:tcPr>
+            <w:tcW w:type="dxa" w:w="567"/>
+            <w:shd w:fill="EAF2F8" w:val="clear"/>
+            <w:vAlign w:val="center"/>
+            <w:tcMar>
+              <w:top w:w="80" w:type="dxa"/>
+              <w:start w:w="100" w:type="dxa"/>
+              <w:bottom w:w="80" w:type="dxa"/>
+              <w:end w:w="100" w:type="dxa"/>
+            </w:tcMar>
+            <w:tcBorders>
+              <w:top w:val="single" w:sz="6" w:color="D9D9D9"/>
+              <w:left w:val="single" w:sz="6" w:color="D9D9D9"/>
+              <w:bottom w:val="single" w:sz="6" w:color="D9D9D9"/>
+              <w:right w:val="single" w:sz="6" w:color="D9D9D9"/>
+            </w:tcBorders>
+          </w:tcPr>
+          <w:p>
+            <w:pPr>
+              <w:spacing w:before="0" w:after="0" w:line="259" w:lineRule="auto"/>
+              <w:jc w:val="center"/>
+            </w:pPr>
+            <w:r/>
+            <w:r>
+              <w:rPr>
+                <w:rFonts w:ascii="Times New Roman" w:hAnsi="Times New Roman" w:eastAsia="宋体"/>
+                <w:b w:val="0"/>
+                <w:color w:val="000000"/>
+                <w:sz w:val="19"/>
+              </w:rPr>
+              <w:t>2</w:t>
+            </w:r>
+          </w:p>
+        </w:tc>
+        <w:tc>
+          <w:tcPr>
+            <w:tcW w:type="dxa" w:w="1531"/>
+            <w:shd w:fill="EAF2F8" w:val="clear"/>
+            <w:vAlign w:val="center"/>
+            <w:tcMar>
+              <w:top w:w="80" w:type="dxa"/>
+              <w:start w:w="100" w:type="dxa"/>
+              <w:bottom w:w="80" w:type="dxa"/>
+              <w:end w:w="100" w:type="dxa"/>
+            </w:tcMar>
+            <w:tcBorders>
+              <w:top w:val="single" w:sz="6" w:color="D9D9D9"/>
+              <w:left w:val="single" w:sz="6" w:color="D9D9D9"/>
+              <w:bottom w:val="single" w:sz="6" w:color="D9D9D9"/>
+              <w:right w:val="single" w:sz="6" w:color="D9D9D9"/>
+            </w:tcBorders>
+          </w:tcPr>
+          <w:p>
+            <w:pPr>
+              <w:spacing w:before="0" w:after="0" w:line="259" w:lineRule="auto"/>
+              <w:jc w:val="left"/>
+            </w:pPr>
+            <w:r/>
+            <w:r>
+              <w:rPr>
+                <w:rFonts w:ascii="Times New Roman" w:hAnsi="Times New Roman" w:eastAsia="宋体"/>
+                <w:b w:val="0"/>
+                <w:color w:val="000000"/>
+                <w:sz w:val="19"/>
+              </w:rPr>
+              <w:t>数据口径与统一模型</w:t>
+            </w:r>
+          </w:p>
+        </w:tc>
+        <w:tc>
+          <w:tcPr>
+            <w:tcW w:type="dxa" w:w="3402"/>
+            <w:shd w:fill="EAF2F8" w:val="clear"/>
+            <w:vAlign w:val="center"/>
+            <w:tcMar>
+              <w:top w:w="80" w:type="dxa"/>
+              <w:start w:w="100" w:type="dxa"/>
+              <w:bottom w:w="80" w:type="dxa"/>
+              <w:end w:w="100" w:type="dxa"/>
+            </w:tcMar>
+            <w:tcBorders>
+              <w:top w:val="single" w:sz="6" w:color="D9D9D9"/>
+              <w:left w:val="single" w:sz="6" w:color="D9D9D9"/>
+              <w:bottom w:val="single" w:sz="6" w:color="D9D9D9"/>
+              <w:right w:val="single" w:sz="6" w:color="D9D9D9"/>
+            </w:tcBorders>
+          </w:tcPr>
+          <w:p>
+            <w:pPr>
+              <w:spacing w:before="0" w:after="0" w:line="259" w:lineRule="auto"/>
+              <w:jc w:val="left"/>
+            </w:pPr>
+            <w:r/>
+            <w:r>
+              <w:rPr>
+                <w:rFonts w:ascii="Times New Roman" w:hAnsi="Times New Roman" w:eastAsia="宋体"/>
+                <w:b w:val="0"/>
+                <w:color w:val="000000"/>
+                <w:sz w:val="19"/>
+              </w:rPr>
+              <w:t>根据负荷、光伏、电价文件，要求检查时间粒度、单位、能量换算和储能边界。</w:t>
+            </w:r>
+          </w:p>
+        </w:tc>
+        <w:tc>
+          <w:tcPr>
+            <w:tcW w:type="dxa" w:w="3572"/>
+            <w:shd w:fill="EAF2F8" w:val="clear"/>
+            <w:vAlign w:val="center"/>
+            <w:tcMar>
+              <w:top w:w="80" w:type="dxa"/>
+              <w:start w:w="100" w:type="dxa"/>
+              <w:bottom w:w="80" w:type="dxa"/>
+              <w:end w:w="100" w:type="dxa"/>
+            </w:tcMar>
+            <w:tcBorders>
+              <w:top w:val="single" w:sz="6" w:color="D9D9D9"/>
+              <w:left w:val="single" w:sz="6" w:color="D9D9D9"/>
+              <w:bottom w:val="single" w:sz="6" w:color="D9D9D9"/>
+              <w:right w:val="single" w:sz="6" w:color="D9D9D9"/>
+            </w:tcBorders>
+          </w:tcPr>
+          <w:p>
+            <w:pPr>
+              <w:spacing w:before="0" w:after="0" w:line="259" w:lineRule="auto"/>
+              <w:jc w:val="left"/>
+            </w:pPr>
+            <w:r/>
+            <w:r>
+              <w:rPr>
+                <w:rFonts w:ascii="Times New Roman" w:hAnsi="Times New Roman" w:eastAsia="宋体"/>
+                <w:b w:val="0"/>
+                <w:color w:val="000000"/>
+                <w:sz w:val="19"/>
+              </w:rPr>
+              <w:t>完善统一符号表与模型假设；通过数据报告、原始附件和程序读取结果核对口径。</w:t>
+            </w:r>
+          </w:p>
+        </w:tc>
+      </w:tr>
+      <w:tr>
+        <w:tc>
+          <w:tcPr>
+            <w:tcW w:type="dxa" w:w="567"/>
+            <w:vAlign w:val="center"/>
+            <w:tcMar>
+              <w:top w:w="80" w:type="dxa"/>
+              <w:start w:w="100" w:type="dxa"/>
+              <w:bottom w:w="80" w:type="dxa"/>
+              <w:end w:w="100" w:type="dxa"/>
+            </w:tcMar>
+            <w:tcBorders>
+              <w:top w:val="single" w:sz="6" w:color="D9D9D9"/>
+              <w:left w:val="single" w:sz="6" w:color="D9D9D9"/>
+              <w:bottom w:val="single" w:sz="6" w:color="D9D9D9"/>
+              <w:right w:val="single" w:sz="6" w:color="D9D9D9"/>
+            </w:tcBorders>
+          </w:tcPr>
+          <w:p>
+            <w:pPr>
+              <w:spacing w:before="0" w:after="0" w:line="259" w:lineRule="auto"/>
+              <w:jc w:val="center"/>
+            </w:pPr>
+            <w:r/>
+            <w:r>
+              <w:rPr>
+                <w:rFonts w:ascii="Times New Roman" w:hAnsi="Times New Roman" w:eastAsia="宋体"/>
+                <w:b w:val="0"/>
+                <w:color w:val="000000"/>
+                <w:sz w:val="19"/>
+              </w:rPr>
+              <w:t>3</w:t>
+            </w:r>
+          </w:p>
+        </w:tc>
+        <w:tc>
+          <w:tcPr>
+            <w:tcW w:type="dxa" w:w="1531"/>
+            <w:vAlign w:val="center"/>
+            <w:tcMar>
+              <w:top w:w="80" w:type="dxa"/>
+              <w:start w:w="100" w:type="dxa"/>
+              <w:bottom w:w="80" w:type="dxa"/>
+              <w:end w:w="100" w:type="dxa"/>
+            </w:tcMar>
+            <w:tcBorders>
+              <w:top w:val="single" w:sz="6" w:color="D9D9D9"/>
+              <w:left w:val="single" w:sz="6" w:color="D9D9D9"/>
+              <w:bottom w:val="single" w:sz="6" w:color="D9D9D9"/>
+              <w:right w:val="single" w:sz="6" w:color="D9D9D9"/>
+            </w:tcBorders>
+          </w:tcPr>
+          <w:p>
+            <w:pPr>
+              <w:spacing w:before="0" w:after="0" w:line="259" w:lineRule="auto"/>
+              <w:jc w:val="left"/>
+            </w:pPr>
+            <w:r/>
+            <w:r>
+              <w:rPr>
+                <w:rFonts w:ascii="Times New Roman" w:hAnsi="Times New Roman" w:eastAsia="宋体"/>
+                <w:b w:val="0"/>
+                <w:color w:val="000000"/>
+                <w:sz w:val="19"/>
+              </w:rPr>
+              <w:t>优化模型与程序辅助</w:t>
+            </w:r>
+          </w:p>
+        </w:tc>
+        <w:tc>
+          <w:tcPr>
+            <w:tcW w:type="dxa" w:w="3402"/>
+            <w:vAlign w:val="center"/>
+            <w:tcMar>
+              <w:top w:w="80" w:type="dxa"/>
+              <w:start w:w="100" w:type="dxa"/>
+              <w:bottom w:w="80" w:type="dxa"/>
+              <w:end w:w="100" w:type="dxa"/>
+            </w:tcMar>
+            <w:tcBorders>
+              <w:top w:val="single" w:sz="6" w:color="D9D9D9"/>
+              <w:left w:val="single" w:sz="6" w:color="D9D9D9"/>
+              <w:bottom w:val="single" w:sz="6" w:color="D9D9D9"/>
+              <w:right w:val="single" w:sz="6" w:color="D9D9D9"/>
+            </w:tcBorders>
+          </w:tcPr>
+          <w:p>
+            <w:pPr>
+              <w:spacing w:before="0" w:after="0" w:line="259" w:lineRule="auto"/>
+              <w:jc w:val="left"/>
+            </w:pPr>
+            <w:r/>
+            <w:r>
+              <w:rPr>
+                <w:rFonts w:ascii="Times New Roman" w:hAnsi="Times New Roman" w:eastAsia="宋体"/>
+                <w:b w:val="0"/>
+                <w:color w:val="000000"/>
+                <w:sz w:val="19"/>
+              </w:rPr>
+              <w:t>要求给出能量平衡、储能状态转移、购电费用目标及线性规划求解框架，并辅助调试。</w:t>
+            </w:r>
+          </w:p>
+        </w:tc>
+        <w:tc>
+          <w:tcPr>
+            <w:tcW w:type="dxa" w:w="3572"/>
+            <w:vAlign w:val="center"/>
+            <w:tcMar>
+              <w:top w:w="80" w:type="dxa"/>
+              <w:start w:w="100" w:type="dxa"/>
+              <w:bottom w:w="80" w:type="dxa"/>
+              <w:end w:w="100" w:type="dxa"/>
+            </w:tcMar>
+            <w:tcBorders>
+              <w:top w:val="single" w:sz="6" w:color="D9D9D9"/>
+              <w:left w:val="single" w:sz="6" w:color="D9D9D9"/>
+              <w:bottom w:val="single" w:sz="6" w:color="D9D9D9"/>
+              <w:right w:val="single" w:sz="6" w:color="D9D9D9"/>
+            </w:tcBorders>
+          </w:tcPr>
+          <w:p>
+            <w:pPr>
+              <w:spacing w:before="0" w:after="0" w:line="259" w:lineRule="auto"/>
+              <w:jc w:val="left"/>
+            </w:pPr>
+            <w:r/>
+            <w:r>
+              <w:rPr>
+                <w:rFonts w:ascii="Times New Roman" w:hAnsi="Times New Roman" w:eastAsia="宋体"/>
+                <w:b w:val="0"/>
+                <w:color w:val="000000"/>
+                <w:sz w:val="19"/>
+              </w:rPr>
+              <w:t>以程序运行结果为准；复核终端SOC、功率边界、能量平衡和网格收敛，不采纳未经运行验证的结果。</w:t>
+            </w:r>
+          </w:p>
+        </w:tc>
+      </w:tr>
+      <w:tr>
+        <w:tc>
+          <w:tcPr>
+            <w:tcW w:type="dxa" w:w="567"/>
+            <w:shd w:fill="EAF2F8" w:val="clear"/>
+            <w:vAlign w:val="center"/>
+            <w:tcMar>
+              <w:top w:w="80" w:type="dxa"/>
+              <w:start w:w="100" w:type="dxa"/>
+              <w:bottom w:w="80" w:type="dxa"/>
+              <w:end w:w="100" w:type="dxa"/>
+            </w:tcMar>
+            <w:tcBorders>
+              <w:top w:val="single" w:sz="6" w:color="D9D9D9"/>
+              <w:left w:val="single" w:sz="6" w:color="D9D9D9"/>
+              <w:bottom w:val="single" w:sz="6" w:color="D9D9D9"/>
+              <w:right w:val="single" w:sz="6" w:color="D9D9D9"/>
+            </w:tcBorders>
+          </w:tcPr>
+          <w:p>
+            <w:pPr>
+              <w:spacing w:before="0" w:after="0" w:line="259" w:lineRule="auto"/>
+              <w:jc w:val="center"/>
+            </w:pPr>
+            <w:r/>
+            <w:r>
+              <w:rPr>
+                <w:rFonts w:ascii="Times New Roman" w:hAnsi="Times New Roman" w:eastAsia="宋体"/>
+                <w:b w:val="0"/>
+                <w:color w:val="000000"/>
+                <w:sz w:val="19"/>
+              </w:rPr>
+              <w:t>4</w:t>
+            </w:r>
+          </w:p>
+        </w:tc>
+        <w:tc>
+          <w:tcPr>
+            <w:tcW w:type="dxa" w:w="1531"/>
+            <w:shd w:fill="EAF2F8" w:val="clear"/>
+            <w:vAlign w:val="center"/>
+            <w:tcMar>
+              <w:top w:w="80" w:type="dxa"/>
+              <w:start w:w="100" w:type="dxa"/>
+              <w:bottom w:w="80" w:type="dxa"/>
+              <w:end w:w="100" w:type="dxa"/>
+            </w:tcMar>
+            <w:tcBorders>
+              <w:top w:val="single" w:sz="6" w:color="D9D9D9"/>
+              <w:left w:val="single" w:sz="6" w:color="D9D9D9"/>
+              <w:bottom w:val="single" w:sz="6" w:color="D9D9D9"/>
+              <w:right w:val="single" w:sz="6" w:color="D9D9D9"/>
+            </w:tcBorders>
+          </w:tcPr>
+          <w:p>
+            <w:pPr>
+              <w:spacing w:before="0" w:after="0" w:line="259" w:lineRule="auto"/>
+              <w:jc w:val="left"/>
+            </w:pPr>
+            <w:r/>
+            <w:r>
+              <w:rPr>
+                <w:rFonts w:ascii="Times New Roman" w:hAnsi="Times New Roman" w:eastAsia="宋体"/>
+                <w:b w:val="0"/>
+                <w:color w:val="000000"/>
+                <w:sz w:val="19"/>
+              </w:rPr>
+              <w:t>预测与滚动调整</w:t>
+            </w:r>
+          </w:p>
+        </w:tc>
+        <w:tc>
+          <w:tcPr>
+            <w:tcW w:type="dxa" w:w="3402"/>
+            <w:shd w:fill="EAF2F8" w:val="clear"/>
+            <w:vAlign w:val="center"/>
+            <w:tcMar>
+              <w:top w:w="80" w:type="dxa"/>
+              <w:start w:w="100" w:type="dxa"/>
+              <w:bottom w:w="80" w:type="dxa"/>
+              <w:end w:w="100" w:type="dxa"/>
+            </w:tcMar>
+            <w:tcBorders>
+              <w:top w:val="single" w:sz="6" w:color="D9D9D9"/>
+              <w:left w:val="single" w:sz="6" w:color="D9D9D9"/>
+              <w:bottom w:val="single" w:sz="6" w:color="D9D9D9"/>
+              <w:right w:val="single" w:sz="6" w:color="D9D9D9"/>
+            </w:tcBorders>
+          </w:tcPr>
+          <w:p>
+            <w:pPr>
+              <w:spacing w:before="0" w:after="0" w:line="259" w:lineRule="auto"/>
+              <w:jc w:val="left"/>
+            </w:pPr>
+            <w:r/>
+            <w:r>
+              <w:rPr>
+                <w:rFonts w:ascii="Times New Roman" w:hAnsi="Times New Roman" w:eastAsia="宋体"/>
+                <w:b w:val="0"/>
+                <w:color w:val="000000"/>
+                <w:sz w:val="19"/>
+              </w:rPr>
+              <w:t>要求比较非前视预测方案，分析光伏更新后的滚动调整，并讨论安全裕度参数的费用-供能缺口取舍。</w:t>
+            </w:r>
+          </w:p>
+        </w:tc>
+        <w:tc>
+          <w:tcPr>
+            <w:tcW w:type="dxa" w:w="3572"/>
+            <w:shd w:fill="EAF2F8" w:val="clear"/>
+            <w:vAlign w:val="center"/>
+            <w:tcMar>
+              <w:top w:w="80" w:type="dxa"/>
+              <w:start w:w="100" w:type="dxa"/>
+              <w:bottom w:w="80" w:type="dxa"/>
+              <w:end w:w="100" w:type="dxa"/>
+            </w:tcMar>
+            <w:tcBorders>
+              <w:top w:val="single" w:sz="6" w:color="D9D9D9"/>
+              <w:left w:val="single" w:sz="6" w:color="D9D9D9"/>
+              <w:bottom w:val="single" w:sz="6" w:color="D9D9D9"/>
+              <w:right w:val="single" w:sz="6" w:color="D9D9D9"/>
+            </w:tcBorders>
+          </w:tcPr>
+          <w:p>
+            <w:pPr>
+              <w:spacing w:before="0" w:after="0" w:line="259" w:lineRule="auto"/>
+              <w:jc w:val="left"/>
+            </w:pPr>
+            <w:r/>
+            <w:r>
+              <w:rPr>
+                <w:rFonts w:ascii="Times New Roman" w:hAnsi="Times New Roman" w:eastAsia="宋体"/>
+                <w:b w:val="0"/>
+                <w:color w:val="000000"/>
+                <w:sz w:val="19"/>
+              </w:rPr>
+              <w:t>核查训练和决策时点，使用结果工作簿及稳健性报告验证；将0.99的选择限定为既定风险偏好下的结论。</w:t>
+            </w:r>
+          </w:p>
+        </w:tc>
+      </w:tr>
+      <w:tr>
+        <w:tc>
+          <w:tcPr>
+            <w:tcW w:type="dxa" w:w="567"/>
+            <w:vAlign w:val="center"/>
+            <w:tcMar>
+              <w:top w:w="80" w:type="dxa"/>
+              <w:start w:w="100" w:type="dxa"/>
+              <w:bottom w:w="80" w:type="dxa"/>
+              <w:end w:w="100" w:type="dxa"/>
+            </w:tcMar>
+            <w:tcBorders>
+              <w:top w:val="single" w:sz="6" w:color="D9D9D9"/>
+              <w:left w:val="single" w:sz="6" w:color="D9D9D9"/>
+              <w:bottom w:val="single" w:sz="6" w:color="D9D9D9"/>
+              <w:right w:val="single" w:sz="6" w:color="D9D9D9"/>
+            </w:tcBorders>
+          </w:tcPr>
+          <w:p>
+            <w:pPr>
+              <w:spacing w:before="0" w:after="0" w:line="259" w:lineRule="auto"/>
+              <w:jc w:val="center"/>
+            </w:pPr>
+            <w:r/>
+            <w:r>
+              <w:rPr>
+                <w:rFonts w:ascii="Times New Roman" w:hAnsi="Times New Roman" w:eastAsia="宋体"/>
+                <w:b w:val="0"/>
+                <w:color w:val="000000"/>
+                <w:sz w:val="19"/>
+              </w:rPr>
+              <w:t>5</w:t>
+            </w:r>
+          </w:p>
+        </w:tc>
+        <w:tc>
+          <w:tcPr>
+            <w:tcW w:type="dxa" w:w="1531"/>
+            <w:vAlign w:val="center"/>
+            <w:tcMar>
+              <w:top w:w="80" w:type="dxa"/>
+              <w:start w:w="100" w:type="dxa"/>
+              <w:bottom w:w="80" w:type="dxa"/>
+              <w:end w:w="100" w:type="dxa"/>
+            </w:tcMar>
+            <w:tcBorders>
+              <w:top w:val="single" w:sz="6" w:color="D9D9D9"/>
+              <w:left w:val="single" w:sz="6" w:color="D9D9D9"/>
+              <w:bottom w:val="single" w:sz="6" w:color="D9D9D9"/>
+              <w:right w:val="single" w:sz="6" w:color="D9D9D9"/>
+            </w:tcBorders>
+          </w:tcPr>
+          <w:p>
+            <w:pPr>
+              <w:spacing w:before="0" w:after="0" w:line="259" w:lineRule="auto"/>
+              <w:jc w:val="left"/>
+            </w:pPr>
+            <w:r/>
+            <w:r>
+              <w:rPr>
+                <w:rFonts w:ascii="Times New Roman" w:hAnsi="Times New Roman" w:eastAsia="宋体"/>
+                <w:b w:val="0"/>
+                <w:color w:val="000000"/>
+                <w:sz w:val="19"/>
+              </w:rPr>
+              <w:t>价格情景与论文表达</w:t>
+            </w:r>
+          </w:p>
+        </w:tc>
+        <w:tc>
+          <w:tcPr>
+            <w:tcW w:type="dxa" w:w="3402"/>
+            <w:vAlign w:val="center"/>
+            <w:tcMar>
+              <w:top w:w="80" w:type="dxa"/>
+              <w:start w:w="100" w:type="dxa"/>
+              <w:bottom w:w="80" w:type="dxa"/>
+              <w:end w:w="100" w:type="dxa"/>
+            </w:tcMar>
+            <w:tcBorders>
+              <w:top w:val="single" w:sz="6" w:color="D9D9D9"/>
+              <w:left w:val="single" w:sz="6" w:color="D9D9D9"/>
+              <w:bottom w:val="single" w:sz="6" w:color="D9D9D9"/>
+              <w:right w:val="single" w:sz="6" w:color="D9D9D9"/>
+            </w:tcBorders>
+          </w:tcPr>
+          <w:p>
+            <w:pPr>
+              <w:spacing w:before="0" w:after="0" w:line="259" w:lineRule="auto"/>
+              <w:jc w:val="left"/>
+            </w:pPr>
+            <w:r/>
+            <w:r>
+              <w:rPr>
+                <w:rFonts w:ascii="Times New Roman" w:hAnsi="Times New Roman" w:eastAsia="宋体"/>
+                <w:b w:val="0"/>
+                <w:color w:val="000000"/>
+                <w:sz w:val="19"/>
+              </w:rPr>
+              <w:t>要求区分历史价格情景鲁棒优化和真实未来价格参照，并据冻结数字生成图表、表格和文字初稿。</w:t>
+            </w:r>
+          </w:p>
+        </w:tc>
+        <w:tc>
+          <w:tcPr>
+            <w:tcW w:type="dxa" w:w="3572"/>
+            <w:vAlign w:val="center"/>
+            <w:tcMar>
+              <w:top w:w="80" w:type="dxa"/>
+              <w:start w:w="100" w:type="dxa"/>
+              <w:bottom w:w="80" w:type="dxa"/>
+              <w:end w:w="100" w:type="dxa"/>
+            </w:tcMar>
+            <w:tcBorders>
+              <w:top w:val="single" w:sz="6" w:color="D9D9D9"/>
+              <w:left w:val="single" w:sz="6" w:color="D9D9D9"/>
+              <w:bottom w:val="single" w:sz="6" w:color="D9D9D9"/>
+              <w:right w:val="single" w:sz="6" w:color="D9D9D9"/>
+            </w:tcBorders>
+          </w:tcPr>
+          <w:p>
+            <w:pPr>
+              <w:spacing w:before="0" w:after="0" w:line="259" w:lineRule="auto"/>
+              <w:jc w:val="left"/>
+            </w:pPr>
+            <w:r/>
+            <w:r>
+              <w:rPr>
+                <w:rFonts w:ascii="Times New Roman" w:hAnsi="Times New Roman" w:eastAsia="宋体"/>
+                <w:b w:val="0"/>
+                <w:color w:val="000000"/>
+                <w:sz w:val="19"/>
+              </w:rPr>
+              <w:t>检查未来价格泄漏、图表数字与正文一致性；保留历史情景覆盖有限和外推受限的说明。</w:t>
+            </w:r>
+          </w:p>
+        </w:tc>
+      </w:tr>
+    </w:tbl>
+    <w:p>
+      <w:pPr>
+        <w:keepNext/>
+        <w:keepLines/>
+        <w:spacing w:line="312" w:lineRule="auto" w:before="120" w:after="40"/>
+        <w:ind w:firstLine="0"/>
+        <w:jc w:val="left"/>
+      </w:pPr>
+      <w:r>
+        <w:rPr>
+          <w:rFonts w:ascii="Times New Roman" w:hAnsi="Times New Roman" w:eastAsia="黑体"/>
+          <w:b/>
+          <w:color w:val="000000"/>
+          <w:sz w:val="21"/>
+        </w:rPr>
+        <w:t>五  采纳 修改与核验情况</w:t>
+      </w:r>
+    </w:p>
+    <w:p>
+      <w:pPr>
+        <w:keepLines/>
+        <w:spacing w:line="312" w:lineRule="auto" w:before="0" w:after="0"/>
+        <w:ind w:firstLine="420"/>
+        <w:jc w:val="both"/>
+      </w:pPr>
+      <w:r>
+        <w:rPr>
+          <w:rFonts w:ascii="Times New Roman" w:hAnsi="Times New Roman" w:eastAsia="宋体"/>
+          <w:b w:val="0"/>
+          <w:color w:val="000000"/>
+          <w:sz w:val="21"/>
+        </w:rPr>
+        <w:t>AI输出主要作为分析建议、代码草稿和文字初稿使用。参赛队依据题目附件修正变量定义、时间尺度和结算规则，并通过程序运行、单元测试和结果工作簿核对目标函数值、储能边界、能量平衡和关键统计量；同时检查非前视信息边界、图表正文一致性及适用范围。语言润色类建议仅在不改变技术含义的前提下采用，无法由数据或计算结果支持的表述未作为结论使用。</w:t>
       </w:r>
     </w:p>
     <w:p>
